--- a/data/sample-docs/normal/DOC-0010.docx
+++ b/data/sample-docs/normal/DOC-0010.docx
@@ -8,119 +8,49 @@
         <w:jc w:val="center"/>
       </w:pPr>
       <w:r>
-        <w:t>Hướng dẫn thi cử</w:t>
+        <w:t>Nội quy học viên</w:t>
       </w:r>
     </w:p>
     <w:p>
       <w:r>
-        <w:t>Phân loại: Hướng dẫn</w:t>
+        <w:t>Phân loại: Quy định</w:t>
       </w:r>
     </w:p>
     <w:p>
       <w:r>
-        <w:t>Nguồn: Phòng Khảo thí</w:t>
+        <w:t>Nguồn: Khoa Hóa học</w:t>
       </w:r>
     </w:p>
     <w:p>
       <w:r>
-        <w:t>Ngày tạo: 30/06/2026</w:t>
+        <w:t>Ngày tạo: 07/07/2026</w:t>
       </w:r>
     </w:p>
     <w:p/>
     <w:p>
-      <w:pPr>
-        <w:pStyle w:val="Heading1"/>
-      </w:pPr>
       <w:r>
-        <w:t>Chương 1: Số phức</w:t>
+        <w:t>NỘI QUY HỌC VIỆN</w:t>
+      </w:r>
+    </w:p>
+    <w:p/>
+    <w:p>
+      <w:r>
+        <w:t>1. Học viên không được sử dụng điện thoại trong giờ học.</w:t>
       </w:r>
     </w:p>
     <w:p>
-      <w:pPr>
-        <w:pStyle w:val="Heading3"/>
-      </w:pPr>
       <w:r>
-        <w:t>1.1 Hệ thống quản lý học tập thông minh giúp tối ưu hóa quá trình đào tạo. Phương pháp giảng dạy hiện đại kết hợp giữa lý thuyết và thực hành được đánh giá cao.</w:t>
+        <w:t>2. Nghiêm cấm mọi hành vi gian lận, quay cóp.</w:t>
       </w:r>
     </w:p>
     <w:p>
-      <w:pPr>
-        <w:pStyle w:val="Heading3"/>
-      </w:pPr>
       <w:r>
-        <w:t>1.2 Hệ thống quản lý học tập thông minh giúp tối ưu hóa quá trình đào tạo. Chương trình đào tạo được thiết kế để đáp ứng nhu cầu của thị trường lao động.</w:t>
+        <w:t>3. Học viên phải chấp hành giờ giấc học tập theo quy định.</w:t>
       </w:r>
     </w:p>
     <w:p>
-      <w:pPr>
-        <w:pStyle w:val="Heading3"/>
-      </w:pPr>
       <w:r>
-        <w:t>1.3 Chương trình đào tạo được thiết kế để đáp ứng nhu cầu của thị trường lao động. Hệ thống đào tạo trực tuyến đang được phát triển để đáp ứng nhu cầu học tập đa dạng.</w:t>
-      </w:r>
-    </w:p>
-    <w:p>
-      <w:pPr>
-        <w:pStyle w:val="Heading1"/>
-      </w:pPr>
-      <w:r>
-        <w:t>Chương 2: Bảo mật mạng</w:t>
-      </w:r>
-    </w:p>
-    <w:p>
-      <w:pPr>
-        <w:pStyle w:val="Heading3"/>
-      </w:pPr>
-      <w:r>
-        <w:t>2.1 Theo nghiên cứu mới nhất, xu hướng phát triển của lĩnh vực này đang thay đổi nhanh chóng. Hệ thống quản lý học tập thông minh giúp tối ưu hóa quá trình đào tạo.</w:t>
-      </w:r>
-    </w:p>
-    <w:p>
-      <w:pPr>
-        <w:pStyle w:val="Heading3"/>
-      </w:pPr>
-      <w:r>
-        <w:t>2.2 Mô hình học tập kết hợp giữa trực tiếp và trực tuyến đang được áp dụng rộng rãi. Chương trình đào tạo được thiết kế để đáp ứng nhu cầu của thị trường lao động.</w:t>
-      </w:r>
-    </w:p>
-    <w:p>
-      <w:pPr>
-        <w:pStyle w:val="Heading3"/>
-      </w:pPr>
-      <w:r>
-        <w:t>2.3 Các công cụ phân tích dữ liệu đã giúp cải thiện chất lượng giáo dục đáng kể. Các nhà khoa học đã đạt được những bước tiến quan trọng trong việc ứng dụng công nghệ vào giáo dục.</w:t>
-      </w:r>
-    </w:p>
-    <w:p>
-      <w:pPr>
-        <w:pStyle w:val="Heading1"/>
-      </w:pPr>
-      <w:r>
-        <w:t>Chương 3: Học không giám sát</w:t>
-      </w:r>
-    </w:p>
-    <w:p>
-      <w:pPr>
-        <w:pStyle w:val="Heading3"/>
-      </w:pPr>
-      <w:r>
-        <w:t>3.1 Các mô hình học sâu đã được ứng dụng thành công trong nhiều lĩnh vực khác nhau. Các nhà khoa học đã đạt được những bước tiến quan trọng trong việc ứng dụng công nghệ vào giáo dục.</w:t>
-      </w:r>
-    </w:p>
-    <w:p>
-      <w:pPr>
-        <w:pStyle w:val="Heading3"/>
-      </w:pPr>
-      <w:r>
-        <w:t>3.2 Nghiên cứu này tập trung vào việc phân tích dữ liệu lớn và trích xuất thông tin hữu ích. Mô hình học tập kết hợp giữa trực tiếp và trực tuyến đang được áp dụng rộng rãi.</w:t>
-      </w:r>
-    </w:p>
-    <w:p>
-      <w:pPr>
-        <w:pStyle w:val="Heading3"/>
-      </w:pPr>
-      <w:r>
-        <w:t>3.3 Các công cụ phân tích dữ liệu đã giúp cải thiện chất lượng giáo dục đáng kể. Nghiên cứu này tập trung vào việc phân tích dữ liệu lớn và trích xuất thông tin hữu ích.</w:t>
+        <w:t>4. Vi phạm nội quy sẽ bị xử lý kỷ luật theo quy chế.</w:t>
       </w:r>
     </w:p>
     <w:sectPr>

--- a/data/sample-docs/normal/DOC-0010.docx
+++ b/data/sample-docs/normal/DOC-0010.docx
@@ -23,7 +23,7 @@
     </w:p>
     <w:p>
       <w:r>
-        <w:t>Ngày tạo: 07/07/2026</w:t>
+        <w:t>Ngày tạo: 17/07/2026</w:t>
       </w:r>
     </w:p>
     <w:p/>
